--- a/data/exports/kcet-haloalkanes-and-haloarenes_revision_notes.docx
+++ b/data/exports/kcet-haloalkanes-and-haloarenes_revision_notes.docx
@@ -164,10 +164,10 @@
             <w:r>
               <w:rPr>
                 <w:b/>
-                <w:color w:val="C53030"/>
+                <w:color w:val="2B6CB0"/>
                 <w:sz w:val="19"/>
               </w:rPr>
-              <w:t>Very High</w:t>
+              <w:t>High</w:t>
             </w:r>
           </w:p>
         </w:tc>
@@ -189,7 +189,7 @@
                 <w:color w:val="2D3748"/>
                 <w:sz w:val="19"/>
               </w:rPr>
-              <w:t>Kcet Haloalkanes And Haloarenes - Core Application</w:t>
+              <w:t>SN1 and SN2 Nucleophilic Substitution</w:t>
             </w:r>
           </w:p>
         </w:tc>
@@ -209,7 +209,7 @@
               <w:rPr>
                 <w:sz w:val="19"/>
               </w:rPr>
-              <w:t>19 PYQs</w:t>
+              <w:t>10 PYQs</w:t>
             </w:r>
           </w:p>
         </w:tc>
@@ -230,7 +230,94 @@
                 <w:color w:val="718096"/>
                 <w:sz w:val="19"/>
               </w:rPr>
-              <w:t>General Concept</w:t>
+              <w:t>Reaction Mechanisms</w:t>
+            </w:r>
+          </w:p>
+        </w:tc>
+      </w:tr>
+      <w:tr>
+        <w:tc>
+          <w:tcPr>
+            <w:tcW w:type="dxa" w:w="2160"/>
+            <w:shd w:fill="FFFFFF"/>
+            <w:tcMar>
+              <w:top w:w="80" w:type="dxa"/>
+              <w:bottom w:w="80" w:type="dxa"/>
+              <w:left w:w="150" w:type="dxa"/>
+              <w:right w:w="150" w:type="dxa"/>
+            </w:tcMar>
+          </w:tcPr>
+          <w:p>
+            <w:r>
+              <w:rPr>
+                <w:b/>
+                <w:color w:val="2B6CB0"/>
+                <w:sz w:val="19"/>
+              </w:rPr>
+              <w:t>High</w:t>
+            </w:r>
+          </w:p>
+        </w:tc>
+        <w:tc>
+          <w:tcPr>
+            <w:tcW w:type="dxa" w:w="4320"/>
+            <w:shd w:fill="FFFFFF"/>
+            <w:tcMar>
+              <w:top w:w="80" w:type="dxa"/>
+              <w:bottom w:w="80" w:type="dxa"/>
+              <w:left w:w="150" w:type="dxa"/>
+              <w:right w:w="150" w:type="dxa"/>
+            </w:tcMar>
+          </w:tcPr>
+          <w:p>
+            <w:r>
+              <w:rPr>
+                <w:b/>
+                <w:color w:val="2D3748"/>
+                <w:sz w:val="19"/>
+              </w:rPr>
+              <w:t>Elimination (E1/E2, Saytzeff vs Hofmann) &amp; Haloarene Reactions</w:t>
+            </w:r>
+          </w:p>
+        </w:tc>
+        <w:tc>
+          <w:tcPr>
+            <w:tcW w:type="dxa" w:w="1728"/>
+            <w:shd w:fill="FFFFFF"/>
+            <w:tcMar>
+              <w:top w:w="80" w:type="dxa"/>
+              <w:bottom w:w="80" w:type="dxa"/>
+              <w:left w:w="150" w:type="dxa"/>
+              <w:right w:w="150" w:type="dxa"/>
+            </w:tcMar>
+          </w:tcPr>
+          <w:p>
+            <w:r>
+              <w:rPr>
+                <w:sz w:val="19"/>
+              </w:rPr>
+              <w:t>9 PYQs</w:t>
+            </w:r>
+          </w:p>
+        </w:tc>
+        <w:tc>
+          <w:tcPr>
+            <w:tcW w:type="dxa" w:w="1872"/>
+            <w:shd w:fill="FFFFFF"/>
+            <w:tcMar>
+              <w:top w:w="80" w:type="dxa"/>
+              <w:bottom w:w="80" w:type="dxa"/>
+              <w:left w:w="150" w:type="dxa"/>
+              <w:right w:w="150" w:type="dxa"/>
+            </w:tcMar>
+          </w:tcPr>
+          <w:p>
+            <w:r>
+              <w:rPr>
+                <w:color w:val="718096"/>
+                <w:sz w:val="19"/>
+              </w:rPr>
+              <w:t>Elimination &amp; Aromatic</w:t>
             </w:r>
           </w:p>
         </w:tc>
@@ -311,6 +398,98 @@
           </w:p>
         </w:tc>
       </w:tr>
+      <w:tr>
+        <w:tc>
+          <w:tcPr>
+            <w:tcW w:type="dxa" w:w="3600"/>
+            <w:shd w:fill="F7FAFC"/>
+            <w:tcMar>
+              <w:top w:w="100" w:type="dxa"/>
+              <w:bottom w:w="100" w:type="dxa"/>
+              <w:left w:w="150" w:type="dxa"/>
+              <w:right w:w="150" w:type="dxa"/>
+            </w:tcMar>
+          </w:tcPr>
+          <w:p>
+            <w:r>
+              <w:rPr>
+                <w:b/>
+                <w:color w:val="1A365D"/>
+                <w:sz w:val="19"/>
+              </w:rPr>
+              <w:t>SN1 and SN2 Nucleophilic Substitution</w:t>
+            </w:r>
+          </w:p>
+        </w:tc>
+        <w:tc>
+          <w:tcPr>
+            <w:tcW w:type="dxa" w:w="6480"/>
+            <w:shd w:fill="F7FAFC"/>
+            <w:tcMar>
+              <w:top w:w="100" w:type="dxa"/>
+              <w:bottom w:w="100" w:type="dxa"/>
+              <w:left w:w="150" w:type="dxa"/>
+              <w:right w:w="150" w:type="dxa"/>
+            </w:tcMar>
+          </w:tcPr>
+          <w:p>
+            <w:r>
+              <w:rPr>
+                <w:rFonts w:ascii="Cambria Math" w:hAnsi="Cambria Math"/>
+                <w:color w:val="2D3748"/>
+                <w:sz w:val="19"/>
+              </w:rPr>
+              <w:t>\text{SN1: Rate} \propto [\text{RX}] \; (3^\circ &gt; 2^\circ &gt; 1^\circ, \text{Racemization}), \quad \text{SN2: Rate} \propto [\text{RX}][\text{Nu}] \; (1^\circ &gt; 2^\circ &gt; 3^\circ, \text{Inversion})</w:t>
+            </w:r>
+          </w:p>
+        </w:tc>
+      </w:tr>
+      <w:tr>
+        <w:tc>
+          <w:tcPr>
+            <w:tcW w:type="dxa" w:w="3600"/>
+            <w:shd w:fill="FFFFFF"/>
+            <w:tcMar>
+              <w:top w:w="100" w:type="dxa"/>
+              <w:bottom w:w="100" w:type="dxa"/>
+              <w:left w:w="150" w:type="dxa"/>
+              <w:right w:w="150" w:type="dxa"/>
+            </w:tcMar>
+          </w:tcPr>
+          <w:p>
+            <w:r>
+              <w:rPr>
+                <w:b/>
+                <w:color w:val="1A365D"/>
+                <w:sz w:val="19"/>
+              </w:rPr>
+              <w:t>Elimination (E1/E2, Saytzeff vs Hofmann) &amp; Haloarene Reactions</w:t>
+            </w:r>
+          </w:p>
+        </w:tc>
+        <w:tc>
+          <w:tcPr>
+            <w:tcW w:type="dxa" w:w="6480"/>
+            <w:shd w:fill="FFFFFF"/>
+            <w:tcMar>
+              <w:top w:w="100" w:type="dxa"/>
+              <w:bottom w:w="100" w:type="dxa"/>
+              <w:left w:w="150" w:type="dxa"/>
+              <w:right w:w="150" w:type="dxa"/>
+            </w:tcMar>
+          </w:tcPr>
+          <w:p>
+            <w:r>
+              <w:rPr>
+                <w:rFonts w:ascii="Cambria Math" w:hAnsi="Cambria Math"/>
+                <w:color w:val="2D3748"/>
+                <w:sz w:val="19"/>
+              </w:rPr>
+              <w:t>\text{Saytzeff Rule: Highly substituted, more stable alkene is the major product in dehydrohalogenation}</w:t>
+            </w:r>
+          </w:p>
+        </w:tc>
+      </w:tr>
     </w:tbl>
     <w:p>
       <w:pPr>
@@ -338,7 +517,7 @@
           <w:color w:val="2B6CB0"/>
           <w:sz w:val="24"/>
         </w:rPr>
-        <w:t>3.1 Kcet Haloalkanes And Haloarenes - Core Application (Very High Yield — 19 PYQs)</w:t>
+        <w:t>3.1 SN1 and SN2 Nucleophilic Substitution (High Yield — 10 PYQs)</w:t>
       </w:r>
     </w:p>
     <w:p>
@@ -353,7 +532,7 @@
         <w:rPr>
           <w:sz w:val="20"/>
         </w:rPr>
-        <w:t>Key problem pattern in Kcet Haloalkanes And Haloarenes.</w:t>
+        <w:t>Kinetics, stereochemical outcomes, carbocation rearrangements in SN1, and concerted backside displacement in SN2.</w:t>
       </w:r>
     </w:p>
     <w:tbl>
@@ -391,7 +570,7 @@
                 <w:color w:val="2D3748"/>
                 <w:sz w:val="19"/>
               </w:rPr>
-              <w:t>Watch for algebraic and sign errors.</w:t>
+              <w:t>Polar PROTIC solvents (e.g. H_2O, ROH) stabilize carbocations and favor SN1. Polar APROTIC solvents (e.g. acetone, DMSO) favor SN2 by desolvating nucleophiles.</w:t>
             </w:r>
           </w:p>
         </w:tc>
@@ -432,7 +611,215 @@
                 <w:color w:val="2D3748"/>
                 <w:sz w:val="19"/>
               </w:rPr>
-              <w:t>Verify dimensions and boundary conditions.</w:t>
+              <w:t>Allylic and benzylic halides undergo BOTH SN1 (resonance-stabilized carbocation) and SN2 (low steric hindrance) at remarkably high rates.</w:t>
+            </w:r>
+          </w:p>
+        </w:tc>
+      </w:tr>
+    </w:tbl>
+    <w:p>
+      <w:pPr>
+        <w:spacing w:before="120" w:after="40"/>
+      </w:pPr>
+      <w:r>
+        <w:rPr>
+          <w:b/>
+          <w:color w:val="1A365D"/>
+          <w:sz w:val="19"/>
+        </w:rPr>
+        <w:t>Source PYQs testing this concept:</w:t>
+      </w:r>
+    </w:p>
+    <w:p>
+      <w:pPr>
+        <w:pStyle w:val="ListBullet"/>
+        <w:spacing w:after="40"/>
+      </w:pPr>
+      <w:r>
+        <w:rPr>
+          <w:b/>
+          <w:sz w:val="18"/>
+        </w:rPr>
+        <w:t xml:space="preserve">[2026 Shift] Q#2 (MCQ): </w:t>
+      </w:r>
+      <w:r>
+        <w:rPr>
+          <w:sz w:val="18"/>
+        </w:rPr>
+        <w:t xml:space="preserve">"In S_(N)1 reaction, the alkyl halide that on hydrolysis produces racemic mixture is..."  </w:t>
+      </w:r>
+      <w:r>
+        <w:rPr>
+          <w:b/>
+          <w:color w:val="2B6CB0"/>
+          <w:sz w:val="18"/>
+        </w:rPr>
+        <w:t>[Ans: B]</w:t>
+      </w:r>
+    </w:p>
+    <w:p>
+      <w:pPr>
+        <w:pStyle w:val="ListBullet"/>
+        <w:spacing w:after="40"/>
+      </w:pPr>
+      <w:r>
+        <w:rPr>
+          <w:b/>
+          <w:sz w:val="18"/>
+        </w:rPr>
+        <w:t xml:space="preserve">[2025 Shift] Q#2 (MCQ): </w:t>
+      </w:r>
+      <w:r>
+        <w:rPr>
+          <w:sz w:val="18"/>
+        </w:rPr>
+        <w:t xml:space="preserve">"The organometallic compound (CH_(3))_(3)CMgBr on reaction with D_(2)O produces..."  </w:t>
+      </w:r>
+      <w:r>
+        <w:rPr>
+          <w:b/>
+          <w:color w:val="2B6CB0"/>
+          <w:sz w:val="18"/>
+        </w:rPr>
+        <w:t>[Ans: N/A]</w:t>
+      </w:r>
+    </w:p>
+    <w:p>
+      <w:pPr>
+        <w:pStyle w:val="ListBullet"/>
+        <w:spacing w:after="40"/>
+      </w:pPr>
+      <w:r>
+        <w:rPr>
+          <w:b/>
+          <w:sz w:val="18"/>
+        </w:rPr>
+        <w:t xml:space="preserve">[2025 Shift] Q#4 (MCQ): </w:t>
+      </w:r>
+      <w:r>
+        <w:rPr>
+          <w:sz w:val="18"/>
+        </w:rPr>
+        <w:t xml:space="preserve">"..."  </w:t>
+      </w:r>
+      <w:r>
+        <w:rPr>
+          <w:b/>
+          <w:color w:val="2B6CB0"/>
+          <w:sz w:val="18"/>
+        </w:rPr>
+        <w:t>[Ans: N/A]</w:t>
+      </w:r>
+    </w:p>
+    <w:p>
+      <w:pPr>
+        <w:spacing w:after="120"/>
+      </w:pPr>
+    </w:p>
+    <w:p>
+      <w:pPr>
+        <w:pStyle w:val="Heading2"/>
+      </w:pPr>
+      <w:r>
+        <w:rPr>
+          <w:color w:val="2B6CB0"/>
+          <w:sz w:val="24"/>
+        </w:rPr>
+        <w:t>3.2 Elimination (E1/E2, Saytzeff vs Hofmann) &amp; Haloarene Reactions (High Yield — 9 PYQs)</w:t>
+      </w:r>
+    </w:p>
+    <w:p>
+      <w:r>
+        <w:rPr>
+          <w:b/>
+          <w:sz w:val="20"/>
+        </w:rPr>
+        <w:t xml:space="preserve">Core Principle: </w:t>
+      </w:r>
+      <w:r>
+        <w:rPr>
+          <w:sz w:val="20"/>
+        </w:rPr>
+        <w:t>β-elimination mechanism, Saytzeff vs Hofmann regioselectivity, and unreactivity of haloarenes toward nucleophilic substitution.</w:t>
+      </w:r>
+    </w:p>
+    <w:tbl>
+      <w:tblPr>
+        <w:tblW w:type="auto" w:w="0"/>
+        <w:jc w:val="center"/>
+        <w:tblLook w:firstColumn="1" w:firstRow="1" w:lastColumn="0" w:lastRow="0" w:noHBand="0" w:noVBand="1" w:val="04A0"/>
+      </w:tblPr>
+      <w:tblGrid>
+        <w:gridCol w:w="10080"/>
+      </w:tblGrid>
+      <w:tr>
+        <w:tc>
+          <w:tcPr>
+            <w:tcW w:type="dxa" w:w="10080"/>
+            <w:shd w:fill="FFF5F5"/>
+            <w:tcMar>
+              <w:top w:w="100" w:type="dxa"/>
+              <w:bottom w:w="100" w:type="dxa"/>
+              <w:left w:w="150" w:type="dxa"/>
+              <w:right w:w="150" w:type="dxa"/>
+            </w:tcMar>
+          </w:tcPr>
+          <w:p>
+            <w:r>
+              <w:rPr>
+                <w:b/>
+                <w:color w:val="C53030"/>
+                <w:sz w:val="19"/>
+              </w:rPr>
+              <w:t xml:space="preserve">⚠️ Common Trap / JEE Pitfall: </w:t>
+            </w:r>
+            <w:r>
+              <w:rPr>
+                <w:color w:val="2D3748"/>
+                <w:sz w:val="19"/>
+              </w:rPr>
+              <w:t>Haloarenes (like chlorobenzene) are extremely UNREACTIVE toward nucleophilic substitution due to partial double bond character (C-Cl resonance) and sp^2 carbon.</w:t>
+            </w:r>
+          </w:p>
+        </w:tc>
+      </w:tr>
+    </w:tbl>
+    <w:tbl>
+      <w:tblPr>
+        <w:tblW w:type="auto" w:w="0"/>
+        <w:jc w:val="center"/>
+        <w:tblLook w:firstColumn="1" w:firstRow="1" w:lastColumn="0" w:lastRow="0" w:noHBand="0" w:noVBand="1" w:val="04A0"/>
+      </w:tblPr>
+      <w:tblGrid>
+        <w:gridCol w:w="10080"/>
+      </w:tblGrid>
+      <w:tr>
+        <w:tc>
+          <w:tcPr>
+            <w:tcW w:type="dxa" w:w="10080"/>
+            <w:shd w:fill="F0FFF4"/>
+            <w:tcMar>
+              <w:top w:w="100" w:type="dxa"/>
+              <w:bottom w:w="100" w:type="dxa"/>
+              <w:left w:w="150" w:type="dxa"/>
+              <w:right w:w="150" w:type="dxa"/>
+            </w:tcMar>
+          </w:tcPr>
+          <w:p>
+            <w:r>
+              <w:rPr>
+                <w:b/>
+                <w:color w:val="276749"/>
+                <w:sz w:val="19"/>
+              </w:rPr>
+              <w:t xml:space="preserve">💡 Speed Hack / Trick: </w:t>
+            </w:r>
+            <w:r>
+              <w:rPr>
+                <w:color w:val="2D3748"/>
+                <w:sz w:val="19"/>
+              </w:rPr>
+              <w:t>Presence of electron-withdrawing groups (like -NO_2) at ortho- and para-positions dramatically increases reactivity of haloarenes toward nucleophilic substitution.</w:t>
             </w:r>
           </w:p>
         </w:tc>
@@ -488,13 +875,13 @@
           <w:b/>
           <w:sz w:val="18"/>
         </w:rPr>
-        <w:t xml:space="preserve">[2026 Shift] Q#2 (MCQ): </w:t>
+        <w:t xml:space="preserve">[2026 Shift] Q#3 (MCQ): </w:t>
       </w:r>
       <w:r>
         <w:rPr>
           <w:sz w:val="18"/>
         </w:rPr>
-        <w:t xml:space="preserve">"In S_(N)1 reaction, the alkyl halide that on hydrolysis produces racemic mixture is..."  </w:t>
+        <w:t xml:space="preserve">"The compound from which chlorobenzene cannot be prepared easily is..."  </w:t>
       </w:r>
       <w:r>
         <w:rPr>
@@ -502,7 +889,7 @@
           <w:color w:val="2B6CB0"/>
           <w:sz w:val="18"/>
         </w:rPr>
-        <w:t>[Ans: B]</w:t>
+        <w:t>[Ans: N/A]</w:t>
       </w:r>
     </w:p>
     <w:p>
@@ -515,13 +902,13 @@
           <w:b/>
           <w:sz w:val="18"/>
         </w:rPr>
-        <w:t xml:space="preserve">[2026 Shift] Q#3 (MCQ): </w:t>
+        <w:t xml:space="preserve">[2025 Shift] Q#1 (MCQ): </w:t>
       </w:r>
       <w:r>
         <w:rPr>
           <w:sz w:val="18"/>
         </w:rPr>
-        <w:t xml:space="preserve">"The compound from which chlorobenzene cannot be prepared easily is..."  </w:t>
+        <w:t xml:space="preserve">"Chlorobenzene reacts with bromine gas in the presence of Anhyd AlBr_(3) to yield p-Bromochlorobenzene. This reaction is classified as ____..."  </w:t>
       </w:r>
       <w:r>
         <w:rPr>
@@ -662,6 +1049,129 @@
               <w:t>Solution Analysis:</w:t>
               <w:br/>
               <w:t>The C-Cl bond in methyl chloride is compared with the C-Cl bond in chlorobenzene. In methyl chloride, CH_(3)Cl , carbon is sp^3 hybridised and the C-Cl bond is a normal single bond. In chlorobenzene, C_(6)H_(5)Cl , the chlorine atom is attached to an sp^2 hybridised carbon of the benzene ring. Also, due to resonance, the lone pair of chlorine overlaps with the benzene ring. This gives the C-Cl bond some partial double bond character. Because of this partial double bond character, the C-Cl bond in chlorobenzene is shorter and stronger than in methyl chloride. So, the C-Cl bond in methyl chloride is: longer and weaker Correct option: D.</w:t>
+            </w:r>
+          </w:p>
+        </w:tc>
+      </w:tr>
+    </w:tbl>
+    <w:p>
+      <w:pPr>
+        <w:spacing w:after="120"/>
+      </w:pPr>
+    </w:p>
+    <w:p>
+      <w:pPr>
+        <w:spacing w:before="160" w:after="40"/>
+      </w:pPr>
+      <w:r>
+        <w:rPr>
+          <w:b/>
+          <w:color w:val="1A365D"/>
+          <w:sz w:val="22"/>
+        </w:rPr>
+        <w:t>Benchmark Problem 2: KCET 2026 (Q#2)</w:t>
+      </w:r>
+    </w:p>
+    <w:p>
+      <w:pPr>
+        <w:spacing w:after="80"/>
+      </w:pPr>
+      <w:r>
+        <w:rPr>
+          <w:sz w:val="20"/>
+        </w:rPr>
+        <w:t>In S_(N)1 reaction, the alkyl halide that on hydrolysis produces racemic mixture is</w:t>
+      </w:r>
+    </w:p>
+    <w:p>
+      <w:pPr>
+        <w:pStyle w:val="ListBullet"/>
+        <w:spacing w:after="20"/>
+      </w:pPr>
+      <w:r>
+        <w:rPr>
+          <w:sz w:val="19"/>
+        </w:rPr>
+        <w:t>(A) Tertiary butyl bromide</w:t>
+      </w:r>
+    </w:p>
+    <w:p>
+      <w:pPr>
+        <w:pStyle w:val="ListBullet"/>
+        <w:spacing w:after="20"/>
+      </w:pPr>
+      <w:r>
+        <w:rPr>
+          <w:b/>
+          <w:color w:val="276749"/>
+          <w:sz w:val="19"/>
+        </w:rPr>
+        <w:t>(B) 2-bromobutane</w:t>
+      </w:r>
+    </w:p>
+    <w:p>
+      <w:pPr>
+        <w:pStyle w:val="ListBullet"/>
+        <w:spacing w:after="20"/>
+      </w:pPr>
+      <w:r>
+        <w:rPr>
+          <w:sz w:val="19"/>
+        </w:rPr>
+        <w:t>(C) Isopropyl bromide</w:t>
+      </w:r>
+    </w:p>
+    <w:p>
+      <w:pPr>
+        <w:pStyle w:val="ListBullet"/>
+        <w:spacing w:after="20"/>
+      </w:pPr>
+      <w:r>
+        <w:rPr>
+          <w:sz w:val="19"/>
+        </w:rPr>
+        <w:t>(D) Methyl bromide</w:t>
+      </w:r>
+    </w:p>
+    <w:tbl>
+      <w:tblPr>
+        <w:tblW w:type="auto" w:w="0"/>
+        <w:jc w:val="center"/>
+        <w:tblLook w:firstColumn="1" w:firstRow="1" w:lastColumn="0" w:lastRow="0" w:noHBand="0" w:noVBand="1" w:val="04A0"/>
+      </w:tblPr>
+      <w:tblGrid>
+        <w:gridCol w:w="10080"/>
+      </w:tblGrid>
+      <w:tr>
+        <w:tc>
+          <w:tcPr>
+            <w:tcW w:type="dxa" w:w="10080"/>
+            <w:shd w:fill="F7FAFC"/>
+            <w:tcMar>
+              <w:top w:w="100" w:type="dxa"/>
+              <w:bottom w:w="100" w:type="dxa"/>
+              <w:left w:w="150" w:type="dxa"/>
+              <w:right w:w="150" w:type="dxa"/>
+            </w:tcMar>
+          </w:tcPr>
+          <w:p>
+            <w:r>
+              <w:rPr>
+                <w:b/>
+                <w:color w:val="1A365D"/>
+                <w:sz w:val="19"/>
+              </w:rPr>
+              <w:t>Correct Answer: B</w:t>
+              <w:br/>
+            </w:r>
+            <w:r>
+              <w:rPr>
+                <w:color w:val="2D3748"/>
+                <w:sz w:val="18"/>
+              </w:rPr>
+              <w:t>Solution Analysis:</w:t>
+              <w:br/>
+              <w:t>The correct option is B. 2-bromobutane . In an S_(N)1 reaction, the alkyl halide first forms a carbocation. This carbocation is planar , so the nucleophile can attack from either side with almost equal chance. For 2-bromobutane , CH_(3)-CHBr-CH_(2)-CH_(3) the carbon bearing bromine is a chiral carbon. During hydrolysis, bromide ion leaves and forms a planar carbocation: CH_(3)-vec(C)H-CH_(2)-CH_(3) Water can attack this carbocation from both sides, producing both enantiomers of butan-2-ol: CH_(3)-CH(OH)-CH_(2)-CH_(3) So a racemic mixture is formed. Tertiary butyl bromide also undergoes S_(N)1 , but the product tert-butyl alcohol is not chiral, so it does not give a racemic mixture. Hence, the answer is: Option B: 2-bromobutane</w:t>
             </w:r>
           </w:p>
         </w:tc>

--- a/data/exports/kcet-haloalkanes-and-haloarenes_revision_notes.docx
+++ b/data/exports/kcet-haloalkanes-and-haloarenes_revision_notes.docx
@@ -13,7 +13,7 @@
           <w:color w:val="1A365D"/>
           <w:sz w:val="44"/>
         </w:rPr>
-        <w:t>JEE MAIN REVISION MASTER: HALOALKANES AND HALOARENES 2026 3 QUESTIONS 5% WEIGHTAGE</w:t>
+        <w:t>JEE MAIN REVISION MASTER: HALOALKANES AND HALOARENES</w:t>
       </w:r>
     </w:p>
     <w:p>
@@ -164,10 +164,10 @@
             <w:r>
               <w:rPr>
                 <w:b/>
-                <w:color w:val="2B6CB0"/>
+                <w:color w:val="C53030"/>
                 <w:sz w:val="19"/>
               </w:rPr>
-              <w:t>High</w:t>
+              <w:t>Very High</w:t>
             </w:r>
           </w:p>
         </w:tc>
@@ -209,7 +209,7 @@
               <w:rPr>
                 <w:sz w:val="19"/>
               </w:rPr>
-              <w:t>10 PYQs</w:t>
+              <w:t>18 PYQs</w:t>
             </w:r>
           </w:p>
         </w:tc>
@@ -251,10 +251,10 @@
             <w:r>
               <w:rPr>
                 <w:b/>
-                <w:color w:val="2B6CB0"/>
+                <w:color w:val="718096"/>
                 <w:sz w:val="19"/>
               </w:rPr>
-              <w:t>High</w:t>
+              <w:t>Standard</w:t>
             </w:r>
           </w:p>
         </w:tc>
@@ -296,7 +296,7 @@
               <w:rPr>
                 <w:sz w:val="19"/>
               </w:rPr>
-              <w:t>9 PYQs</w:t>
+              <w:t>1 PYQs</w:t>
             </w:r>
           </w:p>
         </w:tc>
@@ -517,7 +517,7 @@
           <w:color w:val="2B6CB0"/>
           <w:sz w:val="24"/>
         </w:rPr>
-        <w:t>3.1 SN1 and SN2 Nucleophilic Substitution (High Yield — 10 PYQs)</w:t>
+        <w:t>3.1 SN1 and SN2 Nucleophilic Substitution (Very High Yield — 18 PYQs)</w:t>
       </w:r>
     </w:p>
     <w:p>
@@ -640,6 +640,33 @@
           <w:b/>
           <w:sz w:val="18"/>
         </w:rPr>
+        <w:t xml:space="preserve">[2026 Shift] Q#1 (MCQ): </w:t>
+      </w:r>
+      <w:r>
+        <w:rPr>
+          <w:sz w:val="18"/>
+        </w:rPr>
+        <w:t xml:space="preserve">"C-Cl bond in methyl chloride compared to C-Cl bond in chlorobenzene is..."  </w:t>
+      </w:r>
+      <w:r>
+        <w:rPr>
+          <w:b/>
+          <w:color w:val="2B6CB0"/>
+          <w:sz w:val="18"/>
+        </w:rPr>
+        <w:t>[Ans: D]</w:t>
+      </w:r>
+    </w:p>
+    <w:p>
+      <w:pPr>
+        <w:pStyle w:val="ListBullet"/>
+        <w:spacing w:after="40"/>
+      </w:pPr>
+      <w:r>
+        <w:rPr>
+          <w:b/>
+          <w:sz w:val="18"/>
+        </w:rPr>
         <w:t xml:space="preserve">[2026 Shift] Q#2 (MCQ): </w:t>
       </w:r>
       <w:r>
@@ -667,40 +694,13 @@
           <w:b/>
           <w:sz w:val="18"/>
         </w:rPr>
-        <w:t xml:space="preserve">[2025 Shift] Q#2 (MCQ): </w:t>
+        <w:t xml:space="preserve">[2026 Shift] Q#3 (MCQ): </w:t>
       </w:r>
       <w:r>
         <w:rPr>
           <w:sz w:val="18"/>
         </w:rPr>
-        <w:t xml:space="preserve">"The organometallic compound (CH_(3))_(3)CMgBr on reaction with D_(2)O produces..."  </w:t>
-      </w:r>
-      <w:r>
-        <w:rPr>
-          <w:b/>
-          <w:color w:val="2B6CB0"/>
-          <w:sz w:val="18"/>
-        </w:rPr>
-        <w:t>[Ans: N/A]</w:t>
-      </w:r>
-    </w:p>
-    <w:p>
-      <w:pPr>
-        <w:pStyle w:val="ListBullet"/>
-        <w:spacing w:after="40"/>
-      </w:pPr>
-      <w:r>
-        <w:rPr>
-          <w:b/>
-          <w:sz w:val="18"/>
-        </w:rPr>
-        <w:t xml:space="preserve">[2025 Shift] Q#4 (MCQ): </w:t>
-      </w:r>
-      <w:r>
-        <w:rPr>
-          <w:sz w:val="18"/>
-        </w:rPr>
-        <w:t xml:space="preserve">"..."  </w:t>
+        <w:t xml:space="preserve">"The compound from which chlorobenzene cannot be prepared easily is..."  </w:t>
       </w:r>
       <w:r>
         <w:rPr>
@@ -725,7 +725,7 @@
           <w:color w:val="2B6CB0"/>
           <w:sz w:val="24"/>
         </w:rPr>
-        <w:t>3.2 Elimination (E1/E2, Saytzeff vs Hofmann) &amp; Haloarene Reactions (High Yield — 9 PYQs)</w:t>
+        <w:t>3.2 Elimination (E1/E2, Saytzeff vs Hofmann) &amp; Haloarene Reactions (Standard Yield — 1 PYQs)</w:t>
       </w:r>
     </w:p>
     <w:p>
@@ -848,67 +848,13 @@
           <w:b/>
           <w:sz w:val="18"/>
         </w:rPr>
-        <w:t xml:space="preserve">[2026 Shift] Q#1 (MCQ): </w:t>
+        <w:t xml:space="preserve">[2018 Shift] Q#1 (MCQ): </w:t>
       </w:r>
       <w:r>
         <w:rPr>
           <w:sz w:val="18"/>
         </w:rPr>
-        <w:t xml:space="preserve">"C-Cl bond in methyl chloride compared to C-Cl bond in chlorobenzene is..."  </w:t>
-      </w:r>
-      <w:r>
-        <w:rPr>
-          <w:b/>
-          <w:color w:val="2B6CB0"/>
-          <w:sz w:val="18"/>
-        </w:rPr>
-        <w:t>[Ans: D]</w:t>
-      </w:r>
-    </w:p>
-    <w:p>
-      <w:pPr>
-        <w:pStyle w:val="ListBullet"/>
-        <w:spacing w:after="40"/>
-      </w:pPr>
-      <w:r>
-        <w:rPr>
-          <w:b/>
-          <w:sz w:val="18"/>
-        </w:rPr>
-        <w:t xml:space="preserve">[2026 Shift] Q#3 (MCQ): </w:t>
-      </w:r>
-      <w:r>
-        <w:rPr>
-          <w:sz w:val="18"/>
-        </w:rPr>
-        <w:t xml:space="preserve">"The compound from which chlorobenzene cannot be prepared easily is..."  </w:t>
-      </w:r>
-      <w:r>
-        <w:rPr>
-          <w:b/>
-          <w:color w:val="2B6CB0"/>
-          <w:sz w:val="18"/>
-        </w:rPr>
-        <w:t>[Ans: N/A]</w:t>
-      </w:r>
-    </w:p>
-    <w:p>
-      <w:pPr>
-        <w:pStyle w:val="ListBullet"/>
-        <w:spacing w:after="40"/>
-      </w:pPr>
-      <w:r>
-        <w:rPr>
-          <w:b/>
-          <w:sz w:val="18"/>
-        </w:rPr>
-        <w:t xml:space="preserve">[2025 Shift] Q#1 (MCQ): </w:t>
-      </w:r>
-      <w:r>
-        <w:rPr>
-          <w:sz w:val="18"/>
-        </w:rPr>
-        <w:t xml:space="preserve">"Chlorobenzene reacts with bromine gas in the presence of Anhyd AlBr_(3) to yield p-Bromochlorobenzene. This reaction is classified as ____..."  </w:t>
+        <w:t xml:space="preserve">"Which of the following statements is true is case of alkyl halides?..."  </w:t>
       </w:r>
       <w:r>
         <w:rPr>
@@ -1069,7 +1015,7 @@
           <w:color w:val="1A365D"/>
           <w:sz w:val="22"/>
         </w:rPr>
-        <w:t>Benchmark Problem 2: KCET 2026 (Q#2)</w:t>
+        <w:t>Benchmark Problem 2: KCET 2018 (Q#1)</w:t>
       </w:r>
     </w:p>
     <w:p>
@@ -1080,7 +1026,7 @@
         <w:rPr>
           <w:sz w:val="20"/>
         </w:rPr>
-        <w:t>In S_(N)1 reaction, the alkyl halide that on hydrolysis produces racemic mixture is</w:t>
+        <w:t>Which of the following statements is true is case of alkyl halides?</w:t>
       </w:r>
     </w:p>
     <w:p>
@@ -1092,21 +1038,7 @@
         <w:rPr>
           <w:sz w:val="19"/>
         </w:rPr>
-        <w:t>(A) Tertiary butyl bromide</w:t>
-      </w:r>
-    </w:p>
-    <w:p>
-      <w:pPr>
-        <w:pStyle w:val="ListBullet"/>
-        <w:spacing w:after="20"/>
-      </w:pPr>
-      <w:r>
-        <w:rPr>
-          <w:b/>
-          <w:color w:val="276749"/>
-          <w:sz w:val="19"/>
-        </w:rPr>
-        <w:t>(B) 2-bromobutane</w:t>
+        <w:t>(A) They are polar in nature</w:t>
       </w:r>
     </w:p>
     <w:p>
@@ -1118,7 +1050,7 @@
         <w:rPr>
           <w:sz w:val="19"/>
         </w:rPr>
-        <w:t>(C) Isopropyl bromide</w:t>
+        <w:t>(B) They can form hydrogen bonds</w:t>
       </w:r>
     </w:p>
     <w:p>
@@ -1130,7 +1062,19 @@
         <w:rPr>
           <w:sz w:val="19"/>
         </w:rPr>
-        <w:t>(D) Methyl bromide</w:t>
+        <w:t>(C) They are highly soluble in water</w:t>
+      </w:r>
+    </w:p>
+    <w:p>
+      <w:pPr>
+        <w:pStyle w:val="ListBullet"/>
+        <w:spacing w:after="20"/>
+      </w:pPr>
+      <w:r>
+        <w:rPr>
+          <w:sz w:val="19"/>
+        </w:rPr>
+        <w:t>(D) They undergo addition reactions</w:t>
       </w:r>
     </w:p>
     <w:tbl>
@@ -1161,7 +1105,7 @@
                 <w:color w:val="1A365D"/>
                 <w:sz w:val="19"/>
               </w:rPr>
-              <w:t>Correct Answer: B</w:t>
+              <w:t>Correct Answer: None</w:t>
               <w:br/>
             </w:r>
             <w:r>
@@ -1171,7 +1115,7 @@
               </w:rPr>
               <w:t>Solution Analysis:</w:t>
               <w:br/>
-              <w:t>The correct option is B. 2-bromobutane . In an S_(N)1 reaction, the alkyl halide first forms a carbocation. This carbocation is planar , so the nucleophile can attack from either side with almost equal chance. For 2-bromobutane , CH_(3)-CHBr-CH_(2)-CH_(3) the carbon bearing bromine is a chiral carbon. During hydrolysis, bromide ion leaves and forms a planar carbocation: CH_(3)-vec(C)H-CH_(2)-CH_(3) Water can attack this carbocation from both sides, producing both enantiomers of butan-2-ol: CH_(3)-CH(OH)-CH_(2)-CH_(3) So a racemic mixture is formed. Tertiary butyl bromide also undergoes S_(N)1 , but the product tert-butyl alcohol is not chiral, so it does not give a racemic mixture. Hence, the answer is: Option B: 2-bromobutane</w:t>
+              <w:t>Let's analyze each option: Option A: They are polar in nature Alkyl halides have a C–X bond (where X is a halogen such as Cl, Br, or I). The halogen is more electronegative than carbon, which creates a dipole in the bond. Even though the overall molecular polarity can depend on the molecular structure, the presence of the C–X bond makes them polar in nature. Therefore, Option A is true. Option B: They can form hydrogen bonds For a molecule to form hydrogen bonds, it must have a hydrogen atom attached to a highly electronegative atom like O , N , or F . In alkyl halides, the hydrogens are bonded to carbon, not to the halogen. Hence, they do not participate in hydrogen bonding. Option C: They are highly soluble in water While the C–X bond is polar, alkyl halides have relatively large nonpolar hydrocarbon parts. This makes them largely insoluble in water since water is a highly polar solvent and mixes well only with similarly polar substances. Option D: They undergo addition reactions Addition reactions typically occur with unsaturated compounds (such as alkenes or alkynes). Alkyl halides are saturated compounds (only σ bonds) and do not undergo addition reactions under normal conditions. Given the explanations, the correct statement is: Option A: They are polar in nature</w:t>
             </w:r>
           </w:p>
         </w:tc>

--- a/data/exports/kcet-haloalkanes-and-haloarenes_revision_notes.docx
+++ b/data/exports/kcet-haloalkanes-and-haloarenes_revision_notes.docx
@@ -164,10 +164,10 @@
             <w:r>
               <w:rPr>
                 <w:b/>
-                <w:color w:val="C53030"/>
+                <w:color w:val="2B6CB0"/>
                 <w:sz w:val="19"/>
               </w:rPr>
-              <w:t>Very High</w:t>
+              <w:t>High</w:t>
             </w:r>
           </w:p>
         </w:tc>
@@ -189,7 +189,7 @@
                 <w:color w:val="2D3748"/>
                 <w:sz w:val="19"/>
               </w:rPr>
-              <w:t>SN1 and SN2 Nucleophilic Substitution</w:t>
+              <w:t>SN1 vs SN2 Mechanisms &amp; Elimination Reactions</w:t>
             </w:r>
           </w:p>
         </w:tc>
@@ -209,7 +209,7 @@
               <w:rPr>
                 <w:sz w:val="19"/>
               </w:rPr>
-              <w:t>18 PYQs</w:t>
+              <w:t>10 PYQs</w:t>
             </w:r>
           </w:p>
         </w:tc>
@@ -230,7 +230,7 @@
                 <w:color w:val="718096"/>
                 <w:sz w:val="19"/>
               </w:rPr>
-              <w:t>Reaction Mechanisms</w:t>
+              <w:t>Alkyl Halide Reactions</w:t>
             </w:r>
           </w:p>
         </w:tc>
@@ -251,10 +251,10 @@
             <w:r>
               <w:rPr>
                 <w:b/>
-                <w:color w:val="718096"/>
+                <w:color w:val="2B6CB0"/>
                 <w:sz w:val="19"/>
               </w:rPr>
-              <w:t>Standard</w:t>
+              <w:t>High</w:t>
             </w:r>
           </w:p>
         </w:tc>
@@ -276,7 +276,7 @@
                 <w:color w:val="2D3748"/>
                 <w:sz w:val="19"/>
               </w:rPr>
-              <w:t>Elimination (E1/E2, Saytzeff vs Hofmann) &amp; Haloarene Reactions</w:t>
+              <w:t>Haloarenes: Low Reactivity &amp; Electrophilic Substitutions</w:t>
             </w:r>
           </w:p>
         </w:tc>
@@ -296,7 +296,7 @@
               <w:rPr>
                 <w:sz w:val="19"/>
               </w:rPr>
-              <w:t>1 PYQs</w:t>
+              <w:t>9 PYQs</w:t>
             </w:r>
           </w:p>
         </w:tc>
@@ -317,7 +317,7 @@
                 <w:color w:val="718096"/>
                 <w:sz w:val="19"/>
               </w:rPr>
-              <w:t>Elimination &amp; Aromatic</w:t>
+              <w:t>Aryl Halides</w:t>
             </w:r>
           </w:p>
         </w:tc>
@@ -417,7 +417,7 @@
                 <w:color w:val="1A365D"/>
                 <w:sz w:val="19"/>
               </w:rPr>
-              <w:t>SN1 and SN2 Nucleophilic Substitution</w:t>
+              <w:t>SN1 vs SN2 Mechanisms &amp; Elimination Reactions</w:t>
             </w:r>
           </w:p>
         </w:tc>
@@ -439,7 +439,7 @@
                 <w:color w:val="2D3748"/>
                 <w:sz w:val="19"/>
               </w:rPr>
-              <w:t>\text{SN1: Rate} \propto [\text{RX}] \; (3^\circ &gt; 2^\circ &gt; 1^\circ, \text{Racemization}), \quad \text{SN2: Rate} \propto [\text{RX}][\text{Nu}] \; (1^\circ &gt; 2^\circ &gt; 3^\circ, \text{Inversion})</w:t>
+              <w:t>S_N1 \text{ Reactivity: } 3^\\circ &gt; 2^\\circ &gt; 1^\\circ, \quad S_N2 \text{ Reactivity: } \text{CH}_3\text{X} &gt; 1^\\circ &gt; 2^\\circ &gt; 3^\\circ, \quad \text{R-I} &gt; \text{R-Br} &gt; \text{R-Cl} &gt; \text{R-F}</w:t>
             </w:r>
           </w:p>
         </w:tc>
@@ -463,7 +463,7 @@
                 <w:color w:val="1A365D"/>
                 <w:sz w:val="19"/>
               </w:rPr>
-              <w:t>Elimination (E1/E2, Saytzeff vs Hofmann) &amp; Haloarene Reactions</w:t>
+              <w:t>Haloarenes: Low Reactivity &amp; Electrophilic Substitutions</w:t>
             </w:r>
           </w:p>
         </w:tc>
@@ -485,7 +485,7 @@
                 <w:color w:val="2D3748"/>
                 <w:sz w:val="19"/>
               </w:rPr>
-              <w:t>\text{Saytzeff Rule: Highly substituted, more stable alkene is the major product in dehydrohalogenation}</w:t>
+              <w:t>\text{Wurtz-Fittig: } \text{Ar-X} + 2\text{Na} + \text{R-X} \xrightarrow{\text{dry ether}} \text{Ar-R} + 2\text{NaX}</w:t>
             </w:r>
           </w:p>
         </w:tc>
@@ -517,7 +517,7 @@
           <w:color w:val="2B6CB0"/>
           <w:sz w:val="24"/>
         </w:rPr>
-        <w:t>3.1 SN1 and SN2 Nucleophilic Substitution (Very High Yield — 18 PYQs)</w:t>
+        <w:t>3.1 SN1 vs SN2 Mechanisms &amp; Elimination Reactions (High Yield — 10 PYQs)</w:t>
       </w:r>
     </w:p>
     <w:p>
@@ -532,7 +532,7 @@
         <w:rPr>
           <w:sz w:val="20"/>
         </w:rPr>
-        <w:t>Kinetics, stereochemical outcomes, carbocation rearrangements in SN1, and concerted backside displacement in SN2.</w:t>
+        <w:t>S_N1 mechanism: 2 steps, unimolecular, forms planar carbocation intermediate \implies partial racemization; reactivity order: 3° &gt; 2° &gt; 1° &gt; CH_3X. S_N2 mechanism: 1 step, bimolecular, backside attack with pentacoordinate transition state \implies complete Walden inversion; reactivity order: CH_3X &gt; 1° &gt; 2° &gt; 3°. Elimination with alcoholic KOH follows Saytzeff rule (more substituted alkene is major product).</w:t>
       </w:r>
     </w:p>
     <w:tbl>
@@ -570,7 +570,7 @@
                 <w:color w:val="2D3748"/>
                 <w:sz w:val="19"/>
               </w:rPr>
-              <w:t>Polar PROTIC solvents (e.g. H_2O, ROH) stabilize carbocations and favor SN1. Polar APROTIC solvents (e.g. acetone, DMSO) favor SN2 by desolvating nucleophiles.</w:t>
+              <w:t>Aqueous KOH causes NUCLEOPHILIC SUBSTITUTION (forms alcohol), whereas alcoholic KOH causes DEHYDROHALOGENATION ELIMINATION (forms alkene)!</w:t>
             </w:r>
           </w:p>
         </w:tc>
@@ -611,7 +611,215 @@
                 <w:color w:val="2D3748"/>
                 <w:sz w:val="19"/>
               </w:rPr>
-              <w:t>Allylic and benzylic halides undergo BOTH SN1 (resonance-stabilized carbocation) and SN2 (low steric hindrance) at remarkably high rates.</w:t>
+              <w:t>Reaction of alkyl halide with KCN gives alkyl cyanide (R-CN, nitrile) as major product; with AgCN it gives alkyl isocyanide (R-NC) due to covalent nature of AgCN.</w:t>
+            </w:r>
+          </w:p>
+        </w:tc>
+      </w:tr>
+    </w:tbl>
+    <w:p>
+      <w:pPr>
+        <w:spacing w:before="120" w:after="40"/>
+      </w:pPr>
+      <w:r>
+        <w:rPr>
+          <w:b/>
+          <w:color w:val="1A365D"/>
+          <w:sz w:val="19"/>
+        </w:rPr>
+        <w:t>Source PYQs testing this concept:</w:t>
+      </w:r>
+    </w:p>
+    <w:p>
+      <w:pPr>
+        <w:pStyle w:val="ListBullet"/>
+        <w:spacing w:after="40"/>
+      </w:pPr>
+      <w:r>
+        <w:rPr>
+          <w:b/>
+          <w:sz w:val="18"/>
+        </w:rPr>
+        <w:t xml:space="preserve">[2026 Shift] Q#2 (MCQ): </w:t>
+      </w:r>
+      <w:r>
+        <w:rPr>
+          <w:sz w:val="18"/>
+        </w:rPr>
+        <w:t xml:space="preserve">"In S_(N)1 reaction, the alkyl halide that on hydrolysis produces racemic mixture is..."  </w:t>
+      </w:r>
+      <w:r>
+        <w:rPr>
+          <w:b/>
+          <w:color w:val="2B6CB0"/>
+          <w:sz w:val="18"/>
+        </w:rPr>
+        <w:t>[Ans: B]</w:t>
+      </w:r>
+    </w:p>
+    <w:p>
+      <w:pPr>
+        <w:pStyle w:val="ListBullet"/>
+        <w:spacing w:after="40"/>
+      </w:pPr>
+      <w:r>
+        <w:rPr>
+          <w:b/>
+          <w:sz w:val="18"/>
+        </w:rPr>
+        <w:t xml:space="preserve">[2025 Shift] Q#2 (MCQ): </w:t>
+      </w:r>
+      <w:r>
+        <w:rPr>
+          <w:sz w:val="18"/>
+        </w:rPr>
+        <w:t xml:space="preserve">"The organometallic compound (CH_(3))_(3)CMgBr on reaction with D_(2)O produces..."  </w:t>
+      </w:r>
+      <w:r>
+        <w:rPr>
+          <w:b/>
+          <w:color w:val="2B6CB0"/>
+          <w:sz w:val="18"/>
+        </w:rPr>
+        <w:t>[Ans: N/A]</w:t>
+      </w:r>
+    </w:p>
+    <w:p>
+      <w:pPr>
+        <w:pStyle w:val="ListBullet"/>
+        <w:spacing w:after="40"/>
+      </w:pPr>
+      <w:r>
+        <w:rPr>
+          <w:b/>
+          <w:sz w:val="18"/>
+        </w:rPr>
+        <w:t xml:space="preserve">[2025 Shift] Q#4 (MCQ): </w:t>
+      </w:r>
+      <w:r>
+        <w:rPr>
+          <w:sz w:val="18"/>
+        </w:rPr>
+        <w:t xml:space="preserve">"..."  </w:t>
+      </w:r>
+      <w:r>
+        <w:rPr>
+          <w:b/>
+          <w:color w:val="2B6CB0"/>
+          <w:sz w:val="18"/>
+        </w:rPr>
+        <w:t>[Ans: N/A]</w:t>
+      </w:r>
+    </w:p>
+    <w:p>
+      <w:pPr>
+        <w:spacing w:after="120"/>
+      </w:pPr>
+    </w:p>
+    <w:p>
+      <w:pPr>
+        <w:pStyle w:val="Heading2"/>
+      </w:pPr>
+      <w:r>
+        <w:rPr>
+          <w:color w:val="2B6CB0"/>
+          <w:sz w:val="24"/>
+        </w:rPr>
+        <w:t>3.2 Haloarenes: Low Reactivity &amp; Electrophilic Substitutions (High Yield — 9 PYQs)</w:t>
+      </w:r>
+    </w:p>
+    <w:p>
+      <w:r>
+        <w:rPr>
+          <w:b/>
+          <w:sz w:val="20"/>
+        </w:rPr>
+        <w:t xml:space="preserve">Core Principle: </w:t>
+      </w:r>
+      <w:r>
+        <w:rPr>
+          <w:sz w:val="20"/>
+        </w:rPr>
+        <w:t>Haloarenes are extremely unreactive toward nucleophilic substitution due to: (1) Resonance delocalization imparting partial double bond character to C-Cl bond, (2) sp^2 hybridized ring carbon being more electronegative, (3) Instability of phenyl cation. Electrophilic aromatic substitution: Halogen is ortho/para directing due to +M resonance effect, but deactivating due to strong -I inductive effect. Wurtz-Fittig: aryl halide + alkyl halide + Na \to alkylarene. Fittig: 2 aryl halides + Na \to diphenyl.</w:t>
+      </w:r>
+    </w:p>
+    <w:tbl>
+      <w:tblPr>
+        <w:tblW w:type="auto" w:w="0"/>
+        <w:jc w:val="center"/>
+        <w:tblLook w:firstColumn="1" w:firstRow="1" w:lastColumn="0" w:lastRow="0" w:noHBand="0" w:noVBand="1" w:val="04A0"/>
+      </w:tblPr>
+      <w:tblGrid>
+        <w:gridCol w:w="10080"/>
+      </w:tblGrid>
+      <w:tr>
+        <w:tc>
+          <w:tcPr>
+            <w:tcW w:type="dxa" w:w="10080"/>
+            <w:shd w:fill="FFF5F5"/>
+            <w:tcMar>
+              <w:top w:w="100" w:type="dxa"/>
+              <w:bottom w:w="100" w:type="dxa"/>
+              <w:left w:w="150" w:type="dxa"/>
+              <w:right w:w="150" w:type="dxa"/>
+            </w:tcMar>
+          </w:tcPr>
+          <w:p>
+            <w:r>
+              <w:rPr>
+                <w:b/>
+                <w:color w:val="C53030"/>
+                <w:sz w:val="19"/>
+              </w:rPr>
+              <w:t xml:space="preserve">⚠️ Common Trap / JEE Pitfall: </w:t>
+            </w:r>
+            <w:r>
+              <w:rPr>
+                <w:color w:val="2D3748"/>
+                <w:sz w:val="19"/>
+              </w:rPr>
+              <w:t>In chlorobenzene, the -I effect dominates over +M resonance effect, making the ring deactivated overall (reacts slower than benzene), yet incoming electrophiles are directed to ortho/para positions.</w:t>
+            </w:r>
+          </w:p>
+        </w:tc>
+      </w:tr>
+    </w:tbl>
+    <w:tbl>
+      <w:tblPr>
+        <w:tblW w:type="auto" w:w="0"/>
+        <w:jc w:val="center"/>
+        <w:tblLook w:firstColumn="1" w:firstRow="1" w:lastColumn="0" w:lastRow="0" w:noHBand="0" w:noVBand="1" w:val="04A0"/>
+      </w:tblPr>
+      <w:tblGrid>
+        <w:gridCol w:w="10080"/>
+      </w:tblGrid>
+      <w:tr>
+        <w:tc>
+          <w:tcPr>
+            <w:tcW w:type="dxa" w:w="10080"/>
+            <w:shd w:fill="F0FFF4"/>
+            <w:tcMar>
+              <w:top w:w="100" w:type="dxa"/>
+              <w:bottom w:w="100" w:type="dxa"/>
+              <w:left w:w="150" w:type="dxa"/>
+              <w:right w:w="150" w:type="dxa"/>
+            </w:tcMar>
+          </w:tcPr>
+          <w:p>
+            <w:r>
+              <w:rPr>
+                <w:b/>
+                <w:color w:val="276749"/>
+                <w:sz w:val="19"/>
+              </w:rPr>
+              <w:t xml:space="preserve">💡 Speed Hack / Trick: </w:t>
+            </w:r>
+            <w:r>
+              <w:rPr>
+                <w:color w:val="2D3748"/>
+                <w:sz w:val="19"/>
+              </w:rPr>
+              <w:t>DDT (p,p'-dichlorodiphenyltrichloroethane) is synthesized by condensing chlorobenzene with chloral (CCl_3CHO) in presence of concentrated H_2SO_4.</w:t>
             </w:r>
           </w:p>
         </w:tc>
@@ -667,33 +875,6 @@
           <w:b/>
           <w:sz w:val="18"/>
         </w:rPr>
-        <w:t xml:space="preserve">[2026 Shift] Q#2 (MCQ): </w:t>
-      </w:r>
-      <w:r>
-        <w:rPr>
-          <w:sz w:val="18"/>
-        </w:rPr>
-        <w:t xml:space="preserve">"In S_(N)1 reaction, the alkyl halide that on hydrolysis produces racemic mixture is..."  </w:t>
-      </w:r>
-      <w:r>
-        <w:rPr>
-          <w:b/>
-          <w:color w:val="2B6CB0"/>
-          <w:sz w:val="18"/>
-        </w:rPr>
-        <w:t>[Ans: B]</w:t>
-      </w:r>
-    </w:p>
-    <w:p>
-      <w:pPr>
-        <w:pStyle w:val="ListBullet"/>
-        <w:spacing w:after="40"/>
-      </w:pPr>
-      <w:r>
-        <w:rPr>
-          <w:b/>
-          <w:sz w:val="18"/>
-        </w:rPr>
         <w:t xml:space="preserve">[2026 Shift] Q#3 (MCQ): </w:t>
       </w:r>
       <w:r>
@@ -713,133 +894,6 @@
     </w:p>
     <w:p>
       <w:pPr>
-        <w:spacing w:after="120"/>
-      </w:pPr>
-    </w:p>
-    <w:p>
-      <w:pPr>
-        <w:pStyle w:val="Heading2"/>
-      </w:pPr>
-      <w:r>
-        <w:rPr>
-          <w:color w:val="2B6CB0"/>
-          <w:sz w:val="24"/>
-        </w:rPr>
-        <w:t>3.2 Elimination (E1/E2, Saytzeff vs Hofmann) &amp; Haloarene Reactions (Standard Yield — 1 PYQs)</w:t>
-      </w:r>
-    </w:p>
-    <w:p>
-      <w:r>
-        <w:rPr>
-          <w:b/>
-          <w:sz w:val="20"/>
-        </w:rPr>
-        <w:t xml:space="preserve">Core Principle: </w:t>
-      </w:r>
-      <w:r>
-        <w:rPr>
-          <w:sz w:val="20"/>
-        </w:rPr>
-        <w:t>β-elimination mechanism, Saytzeff vs Hofmann regioselectivity, and unreactivity of haloarenes toward nucleophilic substitution.</w:t>
-      </w:r>
-    </w:p>
-    <w:tbl>
-      <w:tblPr>
-        <w:tblW w:type="auto" w:w="0"/>
-        <w:jc w:val="center"/>
-        <w:tblLook w:firstColumn="1" w:firstRow="1" w:lastColumn="0" w:lastRow="0" w:noHBand="0" w:noVBand="1" w:val="04A0"/>
-      </w:tblPr>
-      <w:tblGrid>
-        <w:gridCol w:w="10080"/>
-      </w:tblGrid>
-      <w:tr>
-        <w:tc>
-          <w:tcPr>
-            <w:tcW w:type="dxa" w:w="10080"/>
-            <w:shd w:fill="FFF5F5"/>
-            <w:tcMar>
-              <w:top w:w="100" w:type="dxa"/>
-              <w:bottom w:w="100" w:type="dxa"/>
-              <w:left w:w="150" w:type="dxa"/>
-              <w:right w:w="150" w:type="dxa"/>
-            </w:tcMar>
-          </w:tcPr>
-          <w:p>
-            <w:r>
-              <w:rPr>
-                <w:b/>
-                <w:color w:val="C53030"/>
-                <w:sz w:val="19"/>
-              </w:rPr>
-              <w:t xml:space="preserve">⚠️ Common Trap / JEE Pitfall: </w:t>
-            </w:r>
-            <w:r>
-              <w:rPr>
-                <w:color w:val="2D3748"/>
-                <w:sz w:val="19"/>
-              </w:rPr>
-              <w:t>Haloarenes (like chlorobenzene) are extremely UNREACTIVE toward nucleophilic substitution due to partial double bond character (C-Cl resonance) and sp^2 carbon.</w:t>
-            </w:r>
-          </w:p>
-        </w:tc>
-      </w:tr>
-    </w:tbl>
-    <w:tbl>
-      <w:tblPr>
-        <w:tblW w:type="auto" w:w="0"/>
-        <w:jc w:val="center"/>
-        <w:tblLook w:firstColumn="1" w:firstRow="1" w:lastColumn="0" w:lastRow="0" w:noHBand="0" w:noVBand="1" w:val="04A0"/>
-      </w:tblPr>
-      <w:tblGrid>
-        <w:gridCol w:w="10080"/>
-      </w:tblGrid>
-      <w:tr>
-        <w:tc>
-          <w:tcPr>
-            <w:tcW w:type="dxa" w:w="10080"/>
-            <w:shd w:fill="F0FFF4"/>
-            <w:tcMar>
-              <w:top w:w="100" w:type="dxa"/>
-              <w:bottom w:w="100" w:type="dxa"/>
-              <w:left w:w="150" w:type="dxa"/>
-              <w:right w:w="150" w:type="dxa"/>
-            </w:tcMar>
-          </w:tcPr>
-          <w:p>
-            <w:r>
-              <w:rPr>
-                <w:b/>
-                <w:color w:val="276749"/>
-                <w:sz w:val="19"/>
-              </w:rPr>
-              <w:t xml:space="preserve">💡 Speed Hack / Trick: </w:t>
-            </w:r>
-            <w:r>
-              <w:rPr>
-                <w:color w:val="2D3748"/>
-                <w:sz w:val="19"/>
-              </w:rPr>
-              <w:t>Presence of electron-withdrawing groups (like -NO_2) at ortho- and para-positions dramatically increases reactivity of haloarenes toward nucleophilic substitution.</w:t>
-            </w:r>
-          </w:p>
-        </w:tc>
-      </w:tr>
-    </w:tbl>
-    <w:p>
-      <w:pPr>
-        <w:spacing w:before="120" w:after="40"/>
-      </w:pPr>
-      <w:r>
-        <w:rPr>
-          <w:b/>
-          <w:color w:val="1A365D"/>
-          <w:sz w:val="19"/>
-        </w:rPr>
-        <w:t>Source PYQs testing this concept:</w:t>
-      </w:r>
-    </w:p>
-    <w:p>
-      <w:pPr>
         <w:pStyle w:val="ListBullet"/>
         <w:spacing w:after="40"/>
       </w:pPr>
@@ -848,13 +902,13 @@
           <w:b/>
           <w:sz w:val="18"/>
         </w:rPr>
-        <w:t xml:space="preserve">[2018 Shift] Q#1 (MCQ): </w:t>
+        <w:t xml:space="preserve">[2025 Shift] Q#1 (MCQ): </w:t>
       </w:r>
       <w:r>
         <w:rPr>
           <w:sz w:val="18"/>
         </w:rPr>
-        <w:t xml:space="preserve">"Which of the following statements is true is case of alkyl halides?..."  </w:t>
+        <w:t xml:space="preserve">"Chlorobenzene reacts with bromine gas in the presence of Anhyd AlBr_(3) to yield p-Bromochlorobenzene. This reaction is classified as ____..."  </w:t>
       </w:r>
       <w:r>
         <w:rPr>
@@ -1015,7 +1069,7 @@
           <w:color w:val="1A365D"/>
           <w:sz w:val="22"/>
         </w:rPr>
-        <w:t>Benchmark Problem 2: KCET 2018 (Q#1)</w:t>
+        <w:t>Benchmark Problem 2: KCET 2026 (Q#2)</w:t>
       </w:r>
     </w:p>
     <w:p>
@@ -1026,7 +1080,7 @@
         <w:rPr>
           <w:sz w:val="20"/>
         </w:rPr>
-        <w:t>Which of the following statements is true is case of alkyl halides?</w:t>
+        <w:t>In S_(N)1 reaction, the alkyl halide that on hydrolysis produces racemic mixture is</w:t>
       </w:r>
     </w:p>
     <w:p>
@@ -1038,7 +1092,21 @@
         <w:rPr>
           <w:sz w:val="19"/>
         </w:rPr>
-        <w:t>(A) They are polar in nature</w:t>
+        <w:t>(A) Tertiary butyl bromide</w:t>
+      </w:r>
+    </w:p>
+    <w:p>
+      <w:pPr>
+        <w:pStyle w:val="ListBullet"/>
+        <w:spacing w:after="20"/>
+      </w:pPr>
+      <w:r>
+        <w:rPr>
+          <w:b/>
+          <w:color w:val="276749"/>
+          <w:sz w:val="19"/>
+        </w:rPr>
+        <w:t>(B) 2-bromobutane</w:t>
       </w:r>
     </w:p>
     <w:p>
@@ -1050,7 +1118,7 @@
         <w:rPr>
           <w:sz w:val="19"/>
         </w:rPr>
-        <w:t>(B) They can form hydrogen bonds</w:t>
+        <w:t>(C) Isopropyl bromide</w:t>
       </w:r>
     </w:p>
     <w:p>
@@ -1062,19 +1130,7 @@
         <w:rPr>
           <w:sz w:val="19"/>
         </w:rPr>
-        <w:t>(C) They are highly soluble in water</w:t>
-      </w:r>
-    </w:p>
-    <w:p>
-      <w:pPr>
-        <w:pStyle w:val="ListBullet"/>
-        <w:spacing w:after="20"/>
-      </w:pPr>
-      <w:r>
-        <w:rPr>
-          <w:sz w:val="19"/>
-        </w:rPr>
-        <w:t>(D) They undergo addition reactions</w:t>
+        <w:t>(D) Methyl bromide</w:t>
       </w:r>
     </w:p>
     <w:tbl>
@@ -1105,7 +1161,7 @@
                 <w:color w:val="1A365D"/>
                 <w:sz w:val="19"/>
               </w:rPr>
-              <w:t>Correct Answer: None</w:t>
+              <w:t>Correct Answer: B</w:t>
               <w:br/>
             </w:r>
             <w:r>
@@ -1115,7 +1171,7 @@
               </w:rPr>
               <w:t>Solution Analysis:</w:t>
               <w:br/>
-              <w:t>Let's analyze each option: Option A: They are polar in nature Alkyl halides have a C–X bond (where X is a halogen such as Cl, Br, or I). The halogen is more electronegative than carbon, which creates a dipole in the bond. Even though the overall molecular polarity can depend on the molecular structure, the presence of the C–X bond makes them polar in nature. Therefore, Option A is true. Option B: They can form hydrogen bonds For a molecule to form hydrogen bonds, it must have a hydrogen atom attached to a highly electronegative atom like O , N , or F . In alkyl halides, the hydrogens are bonded to carbon, not to the halogen. Hence, they do not participate in hydrogen bonding. Option C: They are highly soluble in water While the C–X bond is polar, alkyl halides have relatively large nonpolar hydrocarbon parts. This makes them largely insoluble in water since water is a highly polar solvent and mixes well only with similarly polar substances. Option D: They undergo addition reactions Addition reactions typically occur with unsaturated compounds (such as alkenes or alkynes). Alkyl halides are saturated compounds (only σ bonds) and do not undergo addition reactions under normal conditions. Given the explanations, the correct statement is: Option A: They are polar in nature</w:t>
+              <w:t>The correct option is B. 2-bromobutane . In an S_(N)1 reaction, the alkyl halide first forms a carbocation. This carbocation is planar , so the nucleophile can attack from either side with almost equal chance. For 2-bromobutane , CH_(3)-CHBr-CH_(2)-CH_(3) the carbon bearing bromine is a chiral carbon. During hydrolysis, bromide ion leaves and forms a planar carbocation: CH_(3)-vec(C)H-CH_(2)-CH_(3) Water can attack this carbocation from both sides, producing both enantiomers of butan-2-ol: CH_(3)-CH(OH)-CH_(2)-CH_(3) So a racemic mixture is formed. Tertiary butyl bromide also undergoes S_(N)1 , but the product tert-butyl alcohol is not chiral, so it does not give a racemic mixture. Hence, the answer is: Option B: 2-bromobutane</w:t>
             </w:r>
           </w:p>
         </w:tc>
